--- a/Documentation/Problem_Statement.docx
+++ b/Documentation/Problem_Statement.docx
@@ -2,1575 +2,237 @@
 <file path=word/document.xml><?xml version="1.0" encoding="utf-8"?>
 <w:document xmlns:wpc="http://schemas.microsoft.com/office/word/2010/wordprocessingCanvas" xmlns:cx="http://schemas.microsoft.com/office/drawing/2014/chartex" xmlns:cx1="http://schemas.microsoft.com/office/drawing/2015/9/8/chartex" xmlns:cx2="http://schemas.microsoft.com/office/drawing/2015/10/21/chartex" xmlns:cx3="http://schemas.microsoft.com/office/drawing/2016/5/9/chartex" xmlns:cx4="http://schemas.microsoft.com/office/drawing/2016/5/10/chartex" xmlns:cx5="http://schemas.microsoft.com/office/drawing/2016/5/11/chartex" xmlns:cx6="http://schemas.microsoft.com/office/drawing/2016/5/12/chartex" xmlns:cx7="http://schemas.microsoft.com/office/drawing/2016/5/13/chartex" xmlns:cx8="http://schemas.microsoft.com/office/drawing/2016/5/14/chartex" xmlns:mc="http://schemas.openxmlformats.org/markup-compatibility/2006" xmlns:aink="http://schemas.microsoft.com/office/drawing/2016/ink" xmlns:am3d="http://schemas.microsoft.com/office/drawing/2017/model3d" xmlns:o="urn:schemas-microsoft-com:office:office" xmlns:oel="http://schemas.microsoft.com/office/2019/extlst" xmlns:r="http://schemas.openxmlformats.org/officeDocument/2006/relationships" xmlns:m="http://schemas.openxmlformats.org/officeDocument/2006/math" xmlns:v="urn:schemas-microsoft-com:vml" xmlns:wp14="http://schemas.microsoft.com/office/word/2010/wordprocessingDrawing" xmlns:wp="http://schemas.openxmlformats.org/drawingml/2006/wordprocessingDrawing" xmlns:w10="urn:schemas-microsoft-com:office:word" xmlns:w="http://schemas.openxmlformats.org/wordprocessingml/2006/main" xmlns:w14="http://schemas.microsoft.com/office/word/2010/wordml" xmlns:w15="http://schemas.microsoft.com/office/word/2012/wordml" xmlns:w16cex="http://schemas.microsoft.com/office/word/2018/wordml/cex" xmlns:w16cid="http://schemas.microsoft.com/office/word/2016/wordml/cid" xmlns:w16="http://schemas.microsoft.com/office/word/2018/wordml" xmlns:w16du="http://schemas.microsoft.com/office/word/2023/wordml/word16du" xmlns:w16sdtdh="http://schemas.microsoft.com/office/word/2020/wordml/sdtdatahash" xmlns:w16sdtfl="http://schemas.microsoft.com/office/word/2024/wordml/sdtformatlock" xmlns:w16se="http://schemas.microsoft.com/office/word/2015/wordml/symex" xmlns:wpg="http://schemas.microsoft.com/office/word/2010/wordprocessingGroup" xmlns:wpi="http://schemas.microsoft.com/office/word/2010/wordprocessingInk" xmlns:wne="http://schemas.microsoft.com/office/word/2006/wordml" xmlns:wps="http://schemas.microsoft.com/office/word/2010/wordprocessingShape" mc:Ignorable="w14 w15 w16se w16cid w16 w16cex w16sdtdh w16sdtfl w16du wp14">
   <w:body>
+    <w:p>
+      <w:pPr>
+        <w:pStyle w:val="Title"/>
+        <w:rPr>
+          <w:rStyle w:val="BookTitle"/>
+          <w:rFonts w:ascii="Times New Roman" w:hAnsi="Times New Roman" w:cs="Times New Roman"/>
+        </w:rPr>
+      </w:pPr>
+      <w:r>
+        <w:rPr>
+          <w:rStyle w:val="BookTitle"/>
+          <w:rFonts w:ascii="Times New Roman" w:hAnsi="Times New Roman" w:cs="Times New Roman"/>
+        </w:rPr>
+        <w:t xml:space="preserve">AI-Powered Discussion Monitor </w:t>
+      </w:r>
+      <w:proofErr w:type="gramStart"/>
+      <w:r>
+        <w:rPr>
+          <w:rStyle w:val="BookTitle"/>
+          <w:rFonts w:ascii="Times New Roman" w:hAnsi="Times New Roman" w:cs="Times New Roman"/>
+        </w:rPr>
+        <w:t>and</w:t>
+      </w:r>
+      <w:r>
+        <w:rPr>
+          <w:rStyle w:val="BookTitle"/>
+          <w:rFonts w:ascii="Times New Roman" w:hAnsi="Times New Roman" w:cs="Times New Roman"/>
+        </w:rPr>
+        <w:t xml:space="preserve">  </w:t>
+      </w:r>
+      <w:r>
+        <w:rPr>
+          <w:rStyle w:val="BookTitle"/>
+          <w:rFonts w:ascii="Times New Roman" w:hAnsi="Times New Roman" w:cs="Times New Roman"/>
+        </w:rPr>
+        <w:t>Action</w:t>
+      </w:r>
+      <w:proofErr w:type="gramEnd"/>
+      <w:r>
+        <w:rPr>
+          <w:rStyle w:val="BookTitle"/>
+          <w:rFonts w:ascii="Times New Roman" w:hAnsi="Times New Roman" w:cs="Times New Roman"/>
+        </w:rPr>
+        <w:t xml:space="preserve"> Item Tracker</w:t>
+      </w:r>
+    </w:p>
     <w:p/>
     <w:p>
       <w:pPr>
         <w:rPr>
           <w:b/>
           <w:bCs/>
+          <w:sz w:val="40"/>
+          <w:szCs w:val="40"/>
         </w:rPr>
       </w:pPr>
       <w:r>
         <w:rPr>
           <w:b/>
           <w:bCs/>
+          <w:sz w:val="40"/>
+          <w:szCs w:val="40"/>
         </w:rPr>
-        <w:t>AI-Powered Discussion Monitor and Action Item Tracker</w:t>
-      </w:r>
-    </w:p>
-    <w:p/>
-    <w:p>
-      <w:pPr>
-        <w:rPr>
-          <w:b/>
-          <w:bCs/>
-        </w:rPr>
-      </w:pPr>
-      <w:r>
-        <w:rPr>
-          <w:b/>
-          <w:bCs/>
-        </w:rPr>
-        <w:t>1. Reframed Problem Statement</w:t>
+        <w:t>Problem Statement:</w:t>
       </w:r>
     </w:p>
     <w:p>
+      <w:pPr>
+        <w:ind w:left="720"/>
+        <w:jc w:val="both"/>
+        <w:rPr>
+          <w:sz w:val="28"/>
+          <w:szCs w:val="28"/>
+        </w:rPr>
+      </w:pPr>
       <w:r>
-        <w:t>As virtual meetings, online classrooms, and remote Agile ceremonies become the norm, organizations and educational institutions face increasing challenges in maintaining structured, respectful, and outcome-oriented discussions.</w:t>
+        <w:rPr>
+          <w:sz w:val="28"/>
+          <w:szCs w:val="28"/>
+        </w:rPr>
+        <w:t>As virtual meetings and online collaboration environments become increasingly prevalent, maintaining structured, respectful, and outcome-oriented discussions has become a significant challenge. Many organizations and educational institutions face issues such as:</w:t>
       </w:r>
     </w:p>
     <w:p>
+      <w:pPr>
+        <w:pStyle w:val="ListParagraph"/>
+        <w:numPr>
+          <w:ilvl w:val="0"/>
+          <w:numId w:val="22"/>
+        </w:numPr>
+        <w:jc w:val="both"/>
+        <w:rPr>
+          <w:sz w:val="28"/>
+          <w:szCs w:val="28"/>
+        </w:rPr>
+      </w:pPr>
       <w:r>
-        <w:t>Common problems include:</w:t>
+        <w:rPr>
+          <w:sz w:val="28"/>
+          <w:szCs w:val="28"/>
+        </w:rPr>
+        <w:t>Deviation from meeting agendas</w:t>
       </w:r>
     </w:p>
     <w:p>
       <w:pPr>
+        <w:pStyle w:val="ListParagraph"/>
         <w:numPr>
           <w:ilvl w:val="0"/>
-          <w:numId w:val="1"/>
+          <w:numId w:val="22"/>
         </w:numPr>
+        <w:jc w:val="both"/>
+        <w:rPr>
+          <w:sz w:val="28"/>
+          <w:szCs w:val="28"/>
+        </w:rPr>
       </w:pPr>
       <w:r>
-        <w:t>Discussions deviating from the intended agenda</w:t>
+        <w:rPr>
+          <w:sz w:val="28"/>
+          <w:szCs w:val="28"/>
+        </w:rPr>
+        <w:t>Unequal participation among attendees</w:t>
       </w:r>
     </w:p>
     <w:p>
       <w:pPr>
+        <w:pStyle w:val="ListParagraph"/>
         <w:numPr>
           <w:ilvl w:val="0"/>
-          <w:numId w:val="1"/>
+          <w:numId w:val="22"/>
         </w:numPr>
+        <w:jc w:val="both"/>
+        <w:rPr>
+          <w:sz w:val="28"/>
+          <w:szCs w:val="28"/>
+        </w:rPr>
       </w:pPr>
       <w:r>
-        <w:t>Dominance of conversation by a few participants</w:t>
+        <w:rPr>
+          <w:sz w:val="28"/>
+          <w:szCs w:val="28"/>
+        </w:rPr>
+        <w:t>Use of unprofessional or toxic language</w:t>
       </w:r>
     </w:p>
     <w:p>
       <w:pPr>
+        <w:pStyle w:val="ListParagraph"/>
         <w:numPr>
           <w:ilvl w:val="0"/>
-          <w:numId w:val="1"/>
+          <w:numId w:val="22"/>
         </w:numPr>
+        <w:jc w:val="both"/>
+        <w:rPr>
+          <w:sz w:val="28"/>
+          <w:szCs w:val="28"/>
+        </w:rPr>
       </w:pPr>
       <w:r>
-        <w:t>Use of disrespectful or unprofessional language</w:t>
+        <w:rPr>
+          <w:sz w:val="28"/>
+          <w:szCs w:val="28"/>
+        </w:rPr>
+        <w:t>Loss of actionable insights during lengthy discussions</w:t>
       </w:r>
     </w:p>
     <w:p>
       <w:pPr>
+        <w:pStyle w:val="ListParagraph"/>
         <w:numPr>
           <w:ilvl w:val="0"/>
-          <w:numId w:val="1"/>
+          <w:numId w:val="22"/>
         </w:numPr>
+        <w:jc w:val="both"/>
+        <w:rPr>
+          <w:sz w:val="28"/>
+          <w:szCs w:val="28"/>
+        </w:rPr>
       </w:pPr>
       <w:r>
-        <w:t>Loss of actionable insights during long meetings</w:t>
+        <w:rPr>
+          <w:sz w:val="28"/>
+          <w:szCs w:val="28"/>
+        </w:rPr>
+        <w:t>Manual effort required for documenting and updating Agile tools</w:t>
       </w:r>
     </w:p>
     <w:p>
       <w:pPr>
-        <w:numPr>
-          <w:ilvl w:val="0"/>
-          <w:numId w:val="1"/>
-        </w:numPr>
+        <w:ind w:left="720"/>
+        <w:jc w:val="both"/>
+        <w:rPr>
+          <w:sz w:val="28"/>
+          <w:szCs w:val="28"/>
+        </w:rPr>
       </w:pPr>
       <w:r>
-        <w:t>Manual effort required to update Agile tools like JIRA</w:t>
+        <w:rPr>
+          <w:sz w:val="28"/>
+          <w:szCs w:val="28"/>
+        </w:rPr>
+        <w:t>Existing platforms like Zoom, Microsoft Teams, and Google Meet provide recording and chat features but lack real-time intelligent moderation and task automation.</w:t>
       </w:r>
     </w:p>
     <w:p>
       <w:pPr>
-        <w:numPr>
-          <w:ilvl w:val="0"/>
-          <w:numId w:val="1"/>
-        </w:numPr>
+        <w:ind w:left="720"/>
+        <w:jc w:val="both"/>
+        <w:rPr>
+          <w:sz w:val="28"/>
+          <w:szCs w:val="28"/>
+        </w:rPr>
       </w:pPr>
       <w:r>
-        <w:t>Lack of structured documentation of decisions and commitments</w:t>
+        <w:rPr>
+          <w:sz w:val="28"/>
+          <w:szCs w:val="28"/>
+        </w:rPr>
+        <w:t>This project proposes an AI-driven system that acts as a real-time meeting facilitator, ensuring productive discussions by monitoring communication, detecting deviations, and automatically extracting actionable outcomes</w:t>
       </w:r>
     </w:p>
     <w:p>
-      <w:r>
-        <w:t>Existing video conferencing tools (e.g., Microsoft Teams, Zoom, Google Meet) provide recording and chat logs but lack real-time ethical moderation, agenda enforcement, and automated Agile task synchronization.</w:t>
-      </w:r>
+      <w:pPr>
+        <w:ind w:left="720"/>
+        <w:rPr>
+          <w:sz w:val="28"/>
+          <w:szCs w:val="28"/>
+        </w:rPr>
+      </w:pPr>
     </w:p>
-    <w:p>
-      <w:r>
-        <w:t>There is a clear need for an AI-driven, real-time meeting facilitator that:</w:t>
-      </w:r>
-    </w:p>
-    <w:p>
-      <w:pPr>
-        <w:numPr>
-          <w:ilvl w:val="0"/>
-          <w:numId w:val="2"/>
-        </w:numPr>
-      </w:pPr>
-      <w:r>
-        <w:t>Ensures respectful communication</w:t>
-      </w:r>
-    </w:p>
-    <w:p>
-      <w:pPr>
-        <w:numPr>
-          <w:ilvl w:val="0"/>
-          <w:numId w:val="2"/>
-        </w:numPr>
-      </w:pPr>
-      <w:r>
-        <w:t>Detects topic deviation</w:t>
-      </w:r>
-    </w:p>
-    <w:p>
-      <w:pPr>
-        <w:numPr>
-          <w:ilvl w:val="0"/>
-          <w:numId w:val="2"/>
-        </w:numPr>
-      </w:pPr>
-      <w:r>
-        <w:t>Maintains balanced participation</w:t>
-      </w:r>
-    </w:p>
-    <w:p>
-      <w:pPr>
-        <w:numPr>
-          <w:ilvl w:val="0"/>
-          <w:numId w:val="2"/>
-        </w:numPr>
-      </w:pPr>
-      <w:r>
-        <w:t>Automatically captures and tracks action items</w:t>
-      </w:r>
-    </w:p>
-    <w:p>
-      <w:pPr>
-        <w:numPr>
-          <w:ilvl w:val="0"/>
-          <w:numId w:val="2"/>
-        </w:numPr>
-      </w:pPr>
-      <w:r>
-        <w:t>Syncs discussion outcomes with project management systems such as Jira</w:t>
-      </w:r>
-    </w:p>
-    <w:p/>
-    <w:p>
-      <w:pPr>
-        <w:rPr>
-          <w:b/>
-          <w:bCs/>
-        </w:rPr>
-      </w:pPr>
-      <w:r>
-        <w:rPr>
-          <w:b/>
-          <w:bCs/>
-        </w:rPr>
-        <w:t>2. Objectives</w:t>
-      </w:r>
-    </w:p>
-    <w:p>
-      <w:r>
-        <w:t>The proposed system aims to:</w:t>
-      </w:r>
-    </w:p>
-    <w:p>
-      <w:r>
-        <w:t>• Monitor discussions in real time (audio + chat)</w:t>
-      </w:r>
-      <w:r>
-        <w:br/>
-        <w:t>• Detect topic deviation using agenda alignment models</w:t>
-      </w:r>
-      <w:r>
-        <w:br/>
-        <w:t>• Identify disrespectful or toxic language</w:t>
-      </w:r>
-      <w:r>
-        <w:br/>
-        <w:t>• Encourage balanced participation</w:t>
-      </w:r>
-      <w:r>
-        <w:br/>
-        <w:t>• Extract decisions, commitments, and deadlines</w:t>
-      </w:r>
-      <w:r>
-        <w:br/>
-        <w:t>• Automatically update Agile boards (Scrum / Kanban)</w:t>
-      </w:r>
-      <w:r>
-        <w:br/>
-        <w:t>• Generate structured meeting summaries</w:t>
-      </w:r>
-      <w:r>
-        <w:br/>
-        <w:t>• Provide explainable alerts and intervention prompts</w:t>
-      </w:r>
-    </w:p>
-    <w:p/>
-    <w:p>
-      <w:pPr>
-        <w:rPr>
-          <w:b/>
-          <w:bCs/>
-        </w:rPr>
-      </w:pPr>
-      <w:r>
-        <w:rPr>
-          <w:b/>
-          <w:bCs/>
-        </w:rPr>
-        <w:lastRenderedPageBreak/>
-        <w:t>3. Proposed Solution Overview</w:t>
-      </w:r>
-    </w:p>
-    <w:p>
-      <w:r>
-        <w:t xml:space="preserve">The system acts as an </w:t>
-      </w:r>
-      <w:r>
-        <w:rPr>
-          <w:b/>
-          <w:bCs/>
-        </w:rPr>
-        <w:t>AI middleware layer</w:t>
-      </w:r>
-      <w:r>
-        <w:t xml:space="preserve"> integrated into virtual meeting platforms.</w:t>
-      </w:r>
-    </w:p>
-    <w:p>
-      <w:r>
-        <w:t>It performs:</w:t>
-      </w:r>
-    </w:p>
-    <w:p>
-      <w:pPr>
-        <w:numPr>
-          <w:ilvl w:val="0"/>
-          <w:numId w:val="3"/>
-        </w:numPr>
-      </w:pPr>
-      <w:r>
-        <w:t>Real-time speech-to-text transcription</w:t>
-      </w:r>
-    </w:p>
-    <w:p>
-      <w:pPr>
-        <w:numPr>
-          <w:ilvl w:val="0"/>
-          <w:numId w:val="3"/>
-        </w:numPr>
-      </w:pPr>
-      <w:r>
-        <w:t>NLP-based moderation and topic alignment</w:t>
-      </w:r>
-    </w:p>
-    <w:p>
-      <w:pPr>
-        <w:numPr>
-          <w:ilvl w:val="0"/>
-          <w:numId w:val="3"/>
-        </w:numPr>
-      </w:pPr>
-      <w:r>
-        <w:t>Action item extraction</w:t>
-      </w:r>
-    </w:p>
-    <w:p>
-      <w:pPr>
-        <w:numPr>
-          <w:ilvl w:val="0"/>
-          <w:numId w:val="3"/>
-        </w:numPr>
-      </w:pPr>
-      <w:r>
-        <w:t>Automatic Agile task updates</w:t>
-      </w:r>
-    </w:p>
-    <w:p>
-      <w:pPr>
-        <w:numPr>
-          <w:ilvl w:val="0"/>
-          <w:numId w:val="3"/>
-        </w:numPr>
-      </w:pPr>
-      <w:r>
-        <w:t>Meeting summary generation</w:t>
-      </w:r>
-    </w:p>
-    <w:p>
-      <w:pPr>
-        <w:rPr>
-          <w:b/>
-          <w:bCs/>
-        </w:rPr>
-      </w:pPr>
-      <w:r>
-        <w:rPr>
-          <w:b/>
-          <w:bCs/>
-        </w:rPr>
-        <w:t>System Capabilities</w:t>
-      </w:r>
-    </w:p>
-    <w:p>
-      <w:pPr>
-        <w:numPr>
-          <w:ilvl w:val="0"/>
-          <w:numId w:val="4"/>
-        </w:numPr>
-      </w:pPr>
-      <w:r>
-        <w:t>Topic deviation detection</w:t>
-      </w:r>
-    </w:p>
-    <w:p>
-      <w:pPr>
-        <w:numPr>
-          <w:ilvl w:val="0"/>
-          <w:numId w:val="4"/>
-        </w:numPr>
-      </w:pPr>
-      <w:r>
-        <w:t>Respect &amp; toxicity detection</w:t>
-      </w:r>
-    </w:p>
-    <w:p>
-      <w:pPr>
-        <w:numPr>
-          <w:ilvl w:val="0"/>
-          <w:numId w:val="4"/>
-        </w:numPr>
-      </w:pPr>
-      <w:r>
-        <w:t>Action item extraction</w:t>
-      </w:r>
-    </w:p>
-    <w:p>
-      <w:pPr>
-        <w:numPr>
-          <w:ilvl w:val="0"/>
-          <w:numId w:val="4"/>
-        </w:numPr>
-      </w:pPr>
-      <w:r>
-        <w:t>Participation analytics</w:t>
-      </w:r>
-    </w:p>
-    <w:p>
-      <w:pPr>
-        <w:numPr>
-          <w:ilvl w:val="0"/>
-          <w:numId w:val="4"/>
-        </w:numPr>
-      </w:pPr>
-      <w:r>
-        <w:t>JIRA automation integration</w:t>
-      </w:r>
-    </w:p>
-    <w:p>
-      <w:r>
-        <w:t>The system is designed to be:</w:t>
-      </w:r>
-    </w:p>
-    <w:p>
-      <w:r>
-        <w:t>• Real-time and low latency</w:t>
-      </w:r>
-      <w:r>
-        <w:br/>
-        <w:t>• Explainable (highlights problematic phrases)</w:t>
-      </w:r>
-      <w:r>
-        <w:br/>
-        <w:t>• Agile-integrated</w:t>
-      </w:r>
-      <w:r>
-        <w:br/>
-        <w:t>• Human-override enabled</w:t>
-      </w:r>
-      <w:r>
-        <w:br/>
-        <w:t>• Enterprise scalable</w:t>
-      </w:r>
-    </w:p>
-    <w:p/>
-    <w:p>
-      <w:pPr>
-        <w:rPr>
-          <w:b/>
-          <w:bCs/>
-        </w:rPr>
-      </w:pPr>
-      <w:r>
-        <w:rPr>
-          <w:b/>
-          <w:bCs/>
-        </w:rPr>
-        <w:t>4. High-Level Architecture</w:t>
-      </w:r>
-    </w:p>
-    <w:p>
-      <w:pPr>
-        <w:rPr>
-          <w:b/>
-          <w:bCs/>
-        </w:rPr>
-      </w:pPr>
-      <w:r>
-        <w:rPr>
-          <w:b/>
-          <w:bCs/>
-        </w:rPr>
-        <w:t>1. Meeting Ingestion Layer</w:t>
-      </w:r>
-    </w:p>
-    <w:p>
-      <w:pPr>
-        <w:numPr>
-          <w:ilvl w:val="0"/>
-          <w:numId w:val="5"/>
-        </w:numPr>
-      </w:pPr>
-      <w:r>
-        <w:t>Live audio stream ingestion</w:t>
-      </w:r>
-    </w:p>
-    <w:p>
-      <w:pPr>
-        <w:numPr>
-          <w:ilvl w:val="0"/>
-          <w:numId w:val="5"/>
-        </w:numPr>
-      </w:pPr>
-      <w:r>
-        <w:t>Chat message ingestion</w:t>
-      </w:r>
-    </w:p>
-    <w:p>
-      <w:pPr>
-        <w:numPr>
-          <w:ilvl w:val="0"/>
-          <w:numId w:val="5"/>
-        </w:numPr>
-      </w:pPr>
-      <w:r>
-        <w:t>Integration APIs with Teams / Zoom</w:t>
-      </w:r>
-    </w:p>
-    <w:p>
-      <w:pPr>
-        <w:numPr>
-          <w:ilvl w:val="0"/>
-          <w:numId w:val="5"/>
-        </w:numPr>
-      </w:pPr>
-      <w:r>
-        <w:t xml:space="preserve">Speaker </w:t>
-      </w:r>
-      <w:proofErr w:type="spellStart"/>
-      <w:r>
-        <w:t>diarization</w:t>
-      </w:r>
-      <w:proofErr w:type="spellEnd"/>
-    </w:p>
-    <w:p/>
-    <w:p>
-      <w:pPr>
-        <w:rPr>
-          <w:b/>
-          <w:bCs/>
-        </w:rPr>
-      </w:pPr>
-      <w:r>
-        <w:rPr>
-          <w:b/>
-          <w:bCs/>
-        </w:rPr>
-        <w:t>2. Speech-to-Text Engine</w:t>
-      </w:r>
-    </w:p>
-    <w:p>
-      <w:pPr>
-        <w:numPr>
-          <w:ilvl w:val="0"/>
-          <w:numId w:val="6"/>
-        </w:numPr>
-      </w:pPr>
-      <w:r>
-        <w:t>Real-time transcription</w:t>
-      </w:r>
-    </w:p>
-    <w:p>
-      <w:pPr>
-        <w:numPr>
-          <w:ilvl w:val="0"/>
-          <w:numId w:val="6"/>
-        </w:numPr>
-      </w:pPr>
-      <w:r>
-        <w:t>Time-stamped utterances</w:t>
-      </w:r>
-    </w:p>
-    <w:p>
-      <w:pPr>
-        <w:numPr>
-          <w:ilvl w:val="0"/>
-          <w:numId w:val="6"/>
-        </w:numPr>
-      </w:pPr>
-      <w:r>
-        <w:t>Speaker attribution</w:t>
-      </w:r>
-    </w:p>
-    <w:p/>
-    <w:p>
-      <w:pPr>
-        <w:rPr>
-          <w:b/>
-          <w:bCs/>
-        </w:rPr>
-      </w:pPr>
-      <w:r>
-        <w:rPr>
-          <w:b/>
-          <w:bCs/>
-        </w:rPr>
-        <w:t>3. Discussion Intelligence Engine</w:t>
-      </w:r>
-    </w:p>
-    <w:p>
-      <w:pPr>
-        <w:rPr>
-          <w:b/>
-          <w:bCs/>
-        </w:rPr>
-      </w:pPr>
-      <w:r>
-        <w:rPr>
-          <w:b/>
-          <w:bCs/>
-        </w:rPr>
-        <w:t>A. Topic Alignment Module</w:t>
-      </w:r>
-    </w:p>
-    <w:p>
-      <w:pPr>
-        <w:numPr>
-          <w:ilvl w:val="0"/>
-          <w:numId w:val="7"/>
-        </w:numPr>
-      </w:pPr>
-      <w:r>
-        <w:t>Agenda embedding creation</w:t>
-      </w:r>
-    </w:p>
-    <w:p>
-      <w:pPr>
-        <w:numPr>
-          <w:ilvl w:val="0"/>
-          <w:numId w:val="7"/>
-        </w:numPr>
-      </w:pPr>
-      <w:r>
-        <w:t>Semantic similarity comparison</w:t>
-      </w:r>
-    </w:p>
-    <w:p>
-      <w:pPr>
-        <w:numPr>
-          <w:ilvl w:val="0"/>
-          <w:numId w:val="7"/>
-        </w:numPr>
-      </w:pPr>
-      <w:r>
-        <w:t>Drift threshold detection</w:t>
-      </w:r>
-    </w:p>
-    <w:p>
-      <w:r>
-        <w:t>If deviation exceeds threshold:</w:t>
-      </w:r>
-      <w:r>
-        <w:br/>
-        <w:t>→ System prompts:</w:t>
-      </w:r>
-      <w:r>
-        <w:br/>
-        <w:t>“Discussion appears to be deviating from Sprint Planning topic. Would you like to refocus?”</w:t>
-      </w:r>
-    </w:p>
-    <w:p/>
-    <w:p>
-      <w:pPr>
-        <w:rPr>
-          <w:b/>
-          <w:bCs/>
-        </w:rPr>
-      </w:pPr>
-      <w:r>
-        <w:rPr>
-          <w:b/>
-          <w:bCs/>
-        </w:rPr>
-        <w:t>B. Respect &amp; Toxicity Monitor</w:t>
-      </w:r>
-    </w:p>
-    <w:p>
-      <w:pPr>
-        <w:numPr>
-          <w:ilvl w:val="0"/>
-          <w:numId w:val="8"/>
-        </w:numPr>
-      </w:pPr>
-      <w:r>
-        <w:t>Detects abusive or disrespectful phrases</w:t>
-      </w:r>
-    </w:p>
-    <w:p>
-      <w:pPr>
-        <w:numPr>
-          <w:ilvl w:val="0"/>
-          <w:numId w:val="8"/>
-        </w:numPr>
-      </w:pPr>
-      <w:r>
-        <w:t>Context-aware classification</w:t>
-      </w:r>
-    </w:p>
-    <w:p>
-      <w:pPr>
-        <w:numPr>
-          <w:ilvl w:val="0"/>
-          <w:numId w:val="8"/>
-        </w:numPr>
-      </w:pPr>
-      <w:r>
-        <w:t>Severity scoring</w:t>
-      </w:r>
-    </w:p>
-    <w:p>
-      <w:r>
-        <w:t>If triggered:</w:t>
-      </w:r>
-      <w:r>
-        <w:br/>
-        <w:t>→ Gentle intervention message</w:t>
-      </w:r>
-      <w:r>
-        <w:br/>
-        <w:t>“Please maintain respectful communication.”</w:t>
-      </w:r>
-    </w:p>
-    <w:p/>
-    <w:p>
-      <w:pPr>
-        <w:rPr>
-          <w:b/>
-          <w:bCs/>
-        </w:rPr>
-      </w:pPr>
-      <w:r>
-        <w:rPr>
-          <w:b/>
-          <w:bCs/>
-        </w:rPr>
-        <w:t>C. Participation Analytics</w:t>
-      </w:r>
-    </w:p>
-    <w:p>
-      <w:pPr>
-        <w:numPr>
-          <w:ilvl w:val="0"/>
-          <w:numId w:val="9"/>
-        </w:numPr>
-      </w:pPr>
-      <w:r>
-        <w:t>Speaking time distribution</w:t>
-      </w:r>
-    </w:p>
-    <w:p>
-      <w:pPr>
-        <w:numPr>
-          <w:ilvl w:val="0"/>
-          <w:numId w:val="9"/>
-        </w:numPr>
-      </w:pPr>
-      <w:r>
-        <w:t>Interrupt frequency</w:t>
-      </w:r>
-    </w:p>
-    <w:p>
-      <w:pPr>
-        <w:numPr>
-          <w:ilvl w:val="0"/>
-          <w:numId w:val="9"/>
-        </w:numPr>
-      </w:pPr>
-      <w:r>
-        <w:t>Silent participant detection</w:t>
-      </w:r>
-    </w:p>
-    <w:p>
-      <w:r>
-        <w:t>Optional prompt:</w:t>
-      </w:r>
-      <w:r>
-        <w:br/>
-        <w:t>“Some participants have not contributed yet.”</w:t>
-      </w:r>
-    </w:p>
-    <w:p/>
-    <w:p>
-      <w:pPr>
-        <w:rPr>
-          <w:b/>
-          <w:bCs/>
-        </w:rPr>
-      </w:pPr>
-      <w:r>
-        <w:rPr>
-          <w:b/>
-          <w:bCs/>
-        </w:rPr>
-        <w:t>4. Action Item Extraction Engine</w:t>
-      </w:r>
-    </w:p>
-    <w:p>
-      <w:r>
-        <w:t>Uses transformer models to detect:</w:t>
-      </w:r>
-    </w:p>
-    <w:p>
-      <w:pPr>
-        <w:numPr>
-          <w:ilvl w:val="0"/>
-          <w:numId w:val="10"/>
-        </w:numPr>
-      </w:pPr>
-      <w:r>
-        <w:t>Tasks</w:t>
-      </w:r>
-    </w:p>
-    <w:p>
-      <w:pPr>
-        <w:numPr>
-          <w:ilvl w:val="0"/>
-          <w:numId w:val="10"/>
-        </w:numPr>
-      </w:pPr>
-      <w:r>
-        <w:t>Assignees</w:t>
-      </w:r>
-    </w:p>
-    <w:p>
-      <w:pPr>
-        <w:numPr>
-          <w:ilvl w:val="0"/>
-          <w:numId w:val="10"/>
-        </w:numPr>
-      </w:pPr>
-      <w:r>
-        <w:t>Start dates</w:t>
-      </w:r>
-    </w:p>
-    <w:p>
-      <w:pPr>
-        <w:numPr>
-          <w:ilvl w:val="0"/>
-          <w:numId w:val="10"/>
-        </w:numPr>
-      </w:pPr>
-      <w:r>
-        <w:t>Due dates</w:t>
-      </w:r>
-    </w:p>
-    <w:p>
-      <w:pPr>
-        <w:numPr>
-          <w:ilvl w:val="0"/>
-          <w:numId w:val="10"/>
-        </w:numPr>
-      </w:pPr>
-      <w:r>
-        <w:t>Dependencies</w:t>
-      </w:r>
-    </w:p>
-    <w:p>
-      <w:pPr>
-        <w:numPr>
-          <w:ilvl w:val="0"/>
-          <w:numId w:val="10"/>
-        </w:numPr>
-      </w:pPr>
-      <w:r>
-        <w:t>Priority tags</w:t>
-      </w:r>
-    </w:p>
-    <w:p>
-      <w:r>
-        <w:lastRenderedPageBreak/>
-        <w:t>Example extraction:</w:t>
-      </w:r>
-    </w:p>
-    <w:p>
-      <w:r>
-        <w:t>“Ravi, please complete the API integration by Friday.”</w:t>
-      </w:r>
-    </w:p>
-    <w:p>
-      <w:r>
-        <w:t>Extracted:</w:t>
-      </w:r>
-    </w:p>
-    <w:p>
-      <w:pPr>
-        <w:numPr>
-          <w:ilvl w:val="0"/>
-          <w:numId w:val="11"/>
-        </w:numPr>
-      </w:pPr>
-      <w:r>
-        <w:t>Task: API Integration</w:t>
-      </w:r>
-    </w:p>
-    <w:p>
-      <w:pPr>
-        <w:numPr>
-          <w:ilvl w:val="0"/>
-          <w:numId w:val="11"/>
-        </w:numPr>
-      </w:pPr>
-      <w:r>
-        <w:t>Assignee: Ravi</w:t>
-      </w:r>
-    </w:p>
-    <w:p>
-      <w:pPr>
-        <w:numPr>
-          <w:ilvl w:val="0"/>
-          <w:numId w:val="11"/>
-        </w:numPr>
-      </w:pPr>
-      <w:r>
-        <w:t>Due Date: Friday</w:t>
-      </w:r>
-    </w:p>
-    <w:p>
-      <w:pPr>
-        <w:numPr>
-          <w:ilvl w:val="0"/>
-          <w:numId w:val="11"/>
-        </w:numPr>
-      </w:pPr>
-      <w:r>
-        <w:t>Board: Sprint Backlog</w:t>
-      </w:r>
-    </w:p>
-    <w:p/>
-    <w:p>
-      <w:pPr>
-        <w:rPr>
-          <w:b/>
-          <w:bCs/>
-        </w:rPr>
-      </w:pPr>
-      <w:r>
-        <w:rPr>
-          <w:b/>
-          <w:bCs/>
-        </w:rPr>
-        <w:t>5. Agile Integration Layer</w:t>
-      </w:r>
-    </w:p>
-    <w:p>
-      <w:r>
-        <w:t>Direct API integration with:</w:t>
-      </w:r>
-    </w:p>
-    <w:p>
-      <w:pPr>
-        <w:numPr>
-          <w:ilvl w:val="0"/>
-          <w:numId w:val="12"/>
-        </w:numPr>
-      </w:pPr>
-      <w:r>
-        <w:t>Jira (Scrum &amp; Kanban boards)</w:t>
-      </w:r>
-    </w:p>
-    <w:p>
-      <w:pPr>
-        <w:numPr>
-          <w:ilvl w:val="0"/>
-          <w:numId w:val="12"/>
-        </w:numPr>
-      </w:pPr>
-      <w:r>
-        <w:t>Future: Azure DevOps, Trello</w:t>
-      </w:r>
-    </w:p>
-    <w:p>
-      <w:r>
-        <w:t>Functions:</w:t>
-      </w:r>
-    </w:p>
-    <w:p>
-      <w:pPr>
-        <w:numPr>
-          <w:ilvl w:val="0"/>
-          <w:numId w:val="13"/>
-        </w:numPr>
-      </w:pPr>
-      <w:r>
-        <w:t>Create issue</w:t>
-      </w:r>
-    </w:p>
-    <w:p>
-      <w:pPr>
-        <w:numPr>
-          <w:ilvl w:val="0"/>
-          <w:numId w:val="13"/>
-        </w:numPr>
-      </w:pPr>
-      <w:r>
-        <w:t>Update issue status</w:t>
-      </w:r>
-    </w:p>
-    <w:p>
-      <w:pPr>
-        <w:numPr>
-          <w:ilvl w:val="0"/>
-          <w:numId w:val="13"/>
-        </w:numPr>
-      </w:pPr>
-      <w:r>
-        <w:t>Set sprint</w:t>
-      </w:r>
-    </w:p>
-    <w:p>
-      <w:pPr>
-        <w:numPr>
-          <w:ilvl w:val="0"/>
-          <w:numId w:val="13"/>
-        </w:numPr>
-      </w:pPr>
-      <w:r>
-        <w:t>Assign user</w:t>
-      </w:r>
-    </w:p>
-    <w:p>
-      <w:pPr>
-        <w:numPr>
-          <w:ilvl w:val="0"/>
-          <w:numId w:val="13"/>
-        </w:numPr>
-      </w:pPr>
-      <w:r>
-        <w:t>Add due date</w:t>
-      </w:r>
-    </w:p>
-    <w:p>
-      <w:pPr>
-        <w:numPr>
-          <w:ilvl w:val="0"/>
-          <w:numId w:val="13"/>
-        </w:numPr>
-      </w:pPr>
-      <w:r>
-        <w:t>Log meeting summary as comment</w:t>
-      </w:r>
-    </w:p>
-    <w:p/>
-    <w:p>
-      <w:pPr>
-        <w:rPr>
-          <w:b/>
-          <w:bCs/>
-        </w:rPr>
-      </w:pPr>
-      <w:r>
-        <w:rPr>
-          <w:b/>
-          <w:bCs/>
-        </w:rPr>
-        <w:t>6. UX / Dashboard Layer</w:t>
-      </w:r>
-    </w:p>
-    <w:p>
-      <w:pPr>
-        <w:numPr>
-          <w:ilvl w:val="0"/>
-          <w:numId w:val="14"/>
-        </w:numPr>
-      </w:pPr>
-      <w:r>
-        <w:t>Real-time meeting alerts</w:t>
-      </w:r>
-    </w:p>
-    <w:p>
-      <w:pPr>
-        <w:numPr>
-          <w:ilvl w:val="0"/>
-          <w:numId w:val="14"/>
-        </w:numPr>
-      </w:pPr>
-      <w:r>
-        <w:t>Highlighted flagged phrases</w:t>
-      </w:r>
-    </w:p>
-    <w:p>
-      <w:pPr>
-        <w:numPr>
-          <w:ilvl w:val="0"/>
-          <w:numId w:val="14"/>
-        </w:numPr>
-      </w:pPr>
-      <w:r>
-        <w:t>Editable AI-generated tasks</w:t>
-      </w:r>
-    </w:p>
-    <w:p>
-      <w:pPr>
-        <w:numPr>
-          <w:ilvl w:val="0"/>
-          <w:numId w:val="14"/>
-        </w:numPr>
-      </w:pPr>
-      <w:r>
-        <w:t>Participation charts</w:t>
-      </w:r>
-    </w:p>
-    <w:p>
-      <w:pPr>
-        <w:numPr>
-          <w:ilvl w:val="0"/>
-          <w:numId w:val="14"/>
-        </w:numPr>
-      </w:pPr>
-      <w:r>
-        <w:t>Meeting summary export</w:t>
-      </w:r>
-    </w:p>
-    <w:p/>
-    <w:p>
-      <w:pPr>
-        <w:rPr>
-          <w:b/>
-          <w:bCs/>
-        </w:rPr>
-      </w:pPr>
-      <w:r>
-        <w:rPr>
-          <w:b/>
-          <w:bCs/>
-        </w:rPr>
-        <w:t>5. Recommended Models</w:t>
-      </w:r>
-    </w:p>
-    <w:p>
-      <w:pPr>
-        <w:rPr>
-          <w:b/>
-          <w:bCs/>
-        </w:rPr>
-      </w:pPr>
-      <w:r>
-        <w:rPr>
-          <w:b/>
-          <w:bCs/>
-        </w:rPr>
-        <w:t>Topic Detection</w:t>
-      </w:r>
-    </w:p>
-    <w:p>
-      <w:pPr>
-        <w:numPr>
-          <w:ilvl w:val="0"/>
-          <w:numId w:val="15"/>
-        </w:numPr>
-      </w:pPr>
-      <w:r>
-        <w:t>Sentence-BERT embeddings</w:t>
-      </w:r>
-    </w:p>
-    <w:p>
-      <w:pPr>
-        <w:numPr>
-          <w:ilvl w:val="0"/>
-          <w:numId w:val="15"/>
-        </w:numPr>
-      </w:pPr>
-      <w:r>
-        <w:t>LLM-based semantic similarity models</w:t>
-      </w:r>
-    </w:p>
-    <w:p>
-      <w:pPr>
-        <w:rPr>
-          <w:b/>
-          <w:bCs/>
-        </w:rPr>
-      </w:pPr>
-      <w:r>
-        <w:rPr>
-          <w:b/>
-          <w:bCs/>
-        </w:rPr>
-        <w:lastRenderedPageBreak/>
-        <w:t>Toxicity Detection</w:t>
-      </w:r>
-    </w:p>
-    <w:p>
-      <w:pPr>
-        <w:numPr>
-          <w:ilvl w:val="0"/>
-          <w:numId w:val="16"/>
-        </w:numPr>
-      </w:pPr>
-      <w:proofErr w:type="spellStart"/>
-      <w:r>
-        <w:t>RoBERTa</w:t>
-      </w:r>
-      <w:proofErr w:type="spellEnd"/>
-      <w:r>
-        <w:t xml:space="preserve"> fine-tuned for toxicity</w:t>
-      </w:r>
-    </w:p>
-    <w:p>
-      <w:pPr>
-        <w:numPr>
-          <w:ilvl w:val="0"/>
-          <w:numId w:val="16"/>
-        </w:numPr>
-      </w:pPr>
-      <w:r>
-        <w:t>Perspective API-style classifiers</w:t>
-      </w:r>
-    </w:p>
-    <w:p>
-      <w:pPr>
-        <w:numPr>
-          <w:ilvl w:val="0"/>
-          <w:numId w:val="16"/>
-        </w:numPr>
-      </w:pPr>
-      <w:r>
-        <w:t>Contextual LLM moderation</w:t>
-      </w:r>
-    </w:p>
-    <w:p>
-      <w:pPr>
-        <w:rPr>
-          <w:b/>
-          <w:bCs/>
-        </w:rPr>
-      </w:pPr>
-      <w:r>
-        <w:rPr>
-          <w:b/>
-          <w:bCs/>
-        </w:rPr>
-        <w:t>Action Extraction</w:t>
-      </w:r>
-    </w:p>
-    <w:p>
-      <w:pPr>
-        <w:numPr>
-          <w:ilvl w:val="0"/>
-          <w:numId w:val="17"/>
-        </w:numPr>
-      </w:pPr>
-      <w:r>
-        <w:t>Instruction-tuned LLMs</w:t>
-      </w:r>
-    </w:p>
-    <w:p>
-      <w:pPr>
-        <w:numPr>
-          <w:ilvl w:val="0"/>
-          <w:numId w:val="17"/>
-        </w:numPr>
-      </w:pPr>
-      <w:r>
-        <w:t>Named Entity Recognition (NER) models</w:t>
-      </w:r>
-    </w:p>
-    <w:p>
-      <w:pPr>
-        <w:numPr>
-          <w:ilvl w:val="0"/>
-          <w:numId w:val="17"/>
-        </w:numPr>
-      </w:pPr>
-      <w:r>
-        <w:t>Dependency parsing for task structure</w:t>
-      </w:r>
-    </w:p>
-    <w:p>
-      <w:pPr>
-        <w:rPr>
-          <w:b/>
-          <w:bCs/>
-        </w:rPr>
-      </w:pPr>
-      <w:r>
-        <w:rPr>
-          <w:b/>
-          <w:bCs/>
-        </w:rPr>
-        <w:t>Meeting Summarization</w:t>
-      </w:r>
-    </w:p>
-    <w:p>
-      <w:pPr>
-        <w:numPr>
-          <w:ilvl w:val="0"/>
-          <w:numId w:val="18"/>
-        </w:numPr>
-      </w:pPr>
-      <w:r>
-        <w:t>Abstractive summarization LLM</w:t>
-      </w:r>
-    </w:p>
-    <w:p>
-      <w:pPr>
-        <w:numPr>
-          <w:ilvl w:val="0"/>
-          <w:numId w:val="18"/>
-        </w:numPr>
-      </w:pPr>
-      <w:r>
-        <w:t>Structured minutes generation</w:t>
-      </w:r>
-    </w:p>
-    <w:p/>
-    <w:p>
-      <w:pPr>
-        <w:rPr>
-          <w:b/>
-          <w:bCs/>
-        </w:rPr>
-      </w:pPr>
-      <w:r>
-        <w:rPr>
-          <w:b/>
-          <w:bCs/>
-        </w:rPr>
-        <w:t>6. Dataset Sources</w:t>
-      </w:r>
-    </w:p>
-    <w:p>
-      <w:pPr>
-        <w:rPr>
-          <w:b/>
-          <w:bCs/>
-        </w:rPr>
-      </w:pPr>
-      <w:r>
-        <w:rPr>
-          <w:b/>
-          <w:bCs/>
-        </w:rPr>
-        <w:t>Public Datasets</w:t>
-      </w:r>
-    </w:p>
-    <w:p>
-      <w:pPr>
-        <w:numPr>
-          <w:ilvl w:val="0"/>
-          <w:numId w:val="19"/>
-        </w:numPr>
-      </w:pPr>
-      <w:r>
-        <w:t>Jigsaw Toxic Comment Dataset</w:t>
-      </w:r>
-    </w:p>
-    <w:p>
-      <w:pPr>
-        <w:numPr>
-          <w:ilvl w:val="0"/>
-          <w:numId w:val="19"/>
-        </w:numPr>
-      </w:pPr>
-      <w:proofErr w:type="spellStart"/>
-      <w:r>
-        <w:t>MeetingBank</w:t>
-      </w:r>
-      <w:proofErr w:type="spellEnd"/>
-      <w:r>
-        <w:t xml:space="preserve"> Dataset</w:t>
-      </w:r>
-    </w:p>
-    <w:p>
-      <w:pPr>
-        <w:numPr>
-          <w:ilvl w:val="0"/>
-          <w:numId w:val="19"/>
-        </w:numPr>
-      </w:pPr>
-      <w:r>
-        <w:t>AMI Meeting Corpus</w:t>
-      </w:r>
-    </w:p>
-    <w:p>
-      <w:pPr>
-        <w:rPr>
-          <w:b/>
-          <w:bCs/>
-        </w:rPr>
-      </w:pPr>
-      <w:r>
-        <w:rPr>
-          <w:b/>
-          <w:bCs/>
-        </w:rPr>
-        <w:t>Custom Data</w:t>
-      </w:r>
-    </w:p>
-    <w:p>
-      <w:pPr>
-        <w:numPr>
-          <w:ilvl w:val="0"/>
-          <w:numId w:val="20"/>
-        </w:numPr>
-      </w:pPr>
-      <w:r>
-        <w:t>Annotated classroom discussions</w:t>
-      </w:r>
-    </w:p>
-    <w:p>
-      <w:pPr>
-        <w:numPr>
-          <w:ilvl w:val="0"/>
-          <w:numId w:val="20"/>
-        </w:numPr>
-      </w:pPr>
-      <w:r>
-        <w:t>Agile sprint meeting transcripts</w:t>
-      </w:r>
-    </w:p>
-    <w:p>
-      <w:pPr>
-        <w:numPr>
-          <w:ilvl w:val="0"/>
-          <w:numId w:val="20"/>
-        </w:numPr>
-      </w:pPr>
-      <w:r>
-        <w:t>University debate sessions</w:t>
-      </w:r>
-    </w:p>
-    <w:p/>
-    <w:p>
-      <w:pPr>
-        <w:rPr>
-          <w:b/>
-          <w:bCs/>
-        </w:rPr>
-      </w:pPr>
-      <w:r>
-        <w:rPr>
-          <w:b/>
-          <w:bCs/>
-        </w:rPr>
-        <w:t>7. Evaluation Metrics</w:t>
-      </w:r>
-    </w:p>
-    <w:p>
-      <w:r>
-        <w:t>• Topic deviation detection accuracy</w:t>
-      </w:r>
-      <w:r>
-        <w:br/>
-        <w:t>• Toxicity precision / recall</w:t>
-      </w:r>
-      <w:r>
-        <w:br/>
-        <w:t>• False positive rate</w:t>
-      </w:r>
-      <w:r>
-        <w:br/>
-        <w:t>• Action item extraction accuracy</w:t>
-      </w:r>
-      <w:r>
-        <w:br/>
-        <w:t>• JIRA sync success rate</w:t>
-      </w:r>
-      <w:r>
-        <w:br/>
-        <w:t>• Real-time latency (&lt; 2 seconds preferred)</w:t>
-      </w:r>
-      <w:r>
-        <w:br/>
-        <w:t>• Human acceptance rate of AI-generated tasks</w:t>
-      </w:r>
-    </w:p>
-    <w:p/>
-    <w:p/>
-    <w:p/>
-    <w:p>
-      <w:pPr>
-        <w:rPr>
-          <w:b/>
-          <w:bCs/>
-        </w:rPr>
-      </w:pPr>
-      <w:r>
-        <w:rPr>
-          <w:b/>
-          <w:bCs/>
-        </w:rPr>
-        <w:lastRenderedPageBreak/>
-        <w:t>8. Student Project Scope (MVP)</w:t>
-      </w:r>
-    </w:p>
-    <w:p>
-      <w:pPr>
-        <w:rPr>
-          <w:b/>
-          <w:bCs/>
-        </w:rPr>
-      </w:pPr>
-      <w:r>
-        <w:rPr>
-          <w:b/>
-          <w:bCs/>
-        </w:rPr>
-        <w:t>Core MVP</w:t>
-      </w:r>
-    </w:p>
-    <w:p>
-      <w:pPr>
-        <w:spacing w:after="0"/>
-      </w:pPr>
-      <w:r>
-        <w:t>• Real-time audio ingestion</w:t>
-      </w:r>
-    </w:p>
-    <w:p>
-      <w:r>
-        <w:t>• Text-based meeting transcript input</w:t>
-      </w:r>
-      <w:r>
-        <w:br/>
-        <w:t>• Topic deviation detection</w:t>
-      </w:r>
-      <w:r>
-        <w:br/>
-        <w:t>• Toxicity detection</w:t>
-      </w:r>
-      <w:r>
-        <w:br/>
-        <w:t>• Basic action extraction</w:t>
-      </w:r>
-      <w:r>
-        <w:br/>
-        <w:t>• JIRA task creation via API</w:t>
-      </w:r>
-      <w:r>
-        <w:br/>
-        <w:t>• Simple web dashboard</w:t>
-      </w:r>
-    </w:p>
-    <w:p/>
-    <w:p>
-      <w:pPr>
-        <w:rPr>
-          <w:b/>
-          <w:bCs/>
-        </w:rPr>
-      </w:pPr>
-      <w:r>
-        <w:rPr>
-          <w:b/>
-          <w:bCs/>
-        </w:rPr>
-        <w:t>Stretch Goals</w:t>
-      </w:r>
-    </w:p>
-    <w:p>
-      <w:r>
-        <w:t>• Speaker identification</w:t>
-      </w:r>
-      <w:r>
-        <w:br/>
-        <w:t>• Participation fairness scoring</w:t>
-      </w:r>
-      <w:r>
-        <w:br/>
-        <w:t>• Multilingual support</w:t>
-      </w:r>
-      <w:r>
-        <w:br/>
-        <w:t>• Emotion tone detection</w:t>
-      </w:r>
-      <w:r>
-        <w:br/>
-        <w:t>• Scrum analytics dashboard</w:t>
-      </w:r>
-    </w:p>
-    <w:p/>
-    <w:p>
-      <w:pPr>
-        <w:rPr>
-          <w:b/>
-          <w:bCs/>
-        </w:rPr>
-      </w:pPr>
-      <w:r>
-        <w:rPr>
-          <w:b/>
-          <w:bCs/>
-        </w:rPr>
-        <w:t>9. Innovation &amp; Differentiation</w:t>
-      </w:r>
-    </w:p>
-    <w:p>
-      <w:r>
-        <w:t>• Real-time AI intervention (not post-meeting analysis)</w:t>
-      </w:r>
-      <w:r>
-        <w:br/>
-        <w:t>• Ethical + productivity monitoring combined</w:t>
-      </w:r>
-      <w:r>
-        <w:br/>
-        <w:t>• Direct Agile workflow automation</w:t>
-      </w:r>
-      <w:r>
-        <w:br/>
-        <w:t>• Structured academic + enterprise applicability</w:t>
-      </w:r>
-      <w:r>
-        <w:br/>
-        <w:t>• Ideal for classrooms, debate clubs, and software teams</w:t>
-      </w:r>
-    </w:p>
-    <w:p/>
     <w:sectPr>
       <w:pgSz w:w="11906" w:h="16838"/>
       <w:pgMar w:top="1440" w:right="1440" w:bottom="1440" w:left="1440" w:header="708" w:footer="708" w:gutter="0"/>
@@ -1584,6 +246,155 @@
 <file path=word/numbering.xml><?xml version="1.0" encoding="utf-8"?>
 <w:numbering xmlns:wpc="http://schemas.microsoft.com/office/word/2010/wordprocessingCanvas" xmlns:cx="http://schemas.microsoft.com/office/drawing/2014/chartex" xmlns:cx1="http://schemas.microsoft.com/office/drawing/2015/9/8/chartex" xmlns:cx2="http://schemas.microsoft.com/office/drawing/2015/10/21/chartex" xmlns:cx3="http://schemas.microsoft.com/office/drawing/2016/5/9/chartex" xmlns:cx4="http://schemas.microsoft.com/office/drawing/2016/5/10/chartex" xmlns:cx5="http://schemas.microsoft.com/office/drawing/2016/5/11/chartex" xmlns:cx6="http://schemas.microsoft.com/office/drawing/2016/5/12/chartex" xmlns:cx7="http://schemas.microsoft.com/office/drawing/2016/5/13/chartex" xmlns:cx8="http://schemas.microsoft.com/office/drawing/2016/5/14/chartex" xmlns:mc="http://schemas.openxmlformats.org/markup-compatibility/2006" xmlns:aink="http://schemas.microsoft.com/office/drawing/2016/ink" xmlns:am3d="http://schemas.microsoft.com/office/drawing/2017/model3d" xmlns:o="urn:schemas-microsoft-com:office:office" xmlns:oel="http://schemas.microsoft.com/office/2019/extlst" xmlns:r="http://schemas.openxmlformats.org/officeDocument/2006/relationships" xmlns:m="http://schemas.openxmlformats.org/officeDocument/2006/math" xmlns:v="urn:schemas-microsoft-com:vml" xmlns:wp14="http://schemas.microsoft.com/office/word/2010/wordprocessingDrawing" xmlns:wp="http://schemas.openxmlformats.org/drawingml/2006/wordprocessingDrawing" xmlns:w10="urn:schemas-microsoft-com:office:word" xmlns:w="http://schemas.openxmlformats.org/wordprocessingml/2006/main" xmlns:w14="http://schemas.microsoft.com/office/word/2010/wordml" xmlns:w15="http://schemas.microsoft.com/office/word/2012/wordml" xmlns:w16cex="http://schemas.microsoft.com/office/word/2018/wordml/cex" xmlns:w16cid="http://schemas.microsoft.com/office/word/2016/wordml/cid" xmlns:w16="http://schemas.microsoft.com/office/word/2018/wordml" xmlns:w16du="http://schemas.microsoft.com/office/word/2023/wordml/word16du" xmlns:w16sdtdh="http://schemas.microsoft.com/office/word/2020/wordml/sdtdatahash" xmlns:w16sdtfl="http://schemas.microsoft.com/office/word/2024/wordml/sdtformatlock" xmlns:w16se="http://schemas.microsoft.com/office/word/2015/wordml/symex" xmlns:wpg="http://schemas.microsoft.com/office/word/2010/wordprocessingGroup" xmlns:wpi="http://schemas.microsoft.com/office/word/2010/wordprocessingInk" xmlns:wne="http://schemas.microsoft.com/office/word/2006/wordml" xmlns:wps="http://schemas.microsoft.com/office/word/2010/wordprocessingShape" mc:Ignorable="w14 w15 w16se w16cid w16 w16cex w16sdtdh w16sdtfl w16du wp14">
   <w:abstractNum w:abstractNumId="0" w15:restartNumberingAfterBreak="0">
+    <w:nsid w:val="047D641D"/>
+    <w:multiLevelType w:val="multilevel"/>
+    <w:tmpl w:val="01F803B6"/>
+    <w:lvl w:ilvl="0">
+      <w:start w:val="1"/>
+      <w:numFmt w:val="bullet"/>
+      <w:lvlText w:val=""/>
+      <w:lvlJc w:val="left"/>
+      <w:pPr>
+        <w:tabs>
+          <w:tab w:val="num" w:pos="720"/>
+        </w:tabs>
+        <w:ind w:left="720" w:hanging="360"/>
+      </w:pPr>
+      <w:rPr>
+        <w:rFonts w:ascii="Symbol" w:hAnsi="Symbol" w:hint="default"/>
+        <w:sz w:val="20"/>
+      </w:rPr>
+    </w:lvl>
+    <w:lvl w:ilvl="1" w:tentative="1">
+      <w:start w:val="1"/>
+      <w:numFmt w:val="bullet"/>
+      <w:lvlText w:val="o"/>
+      <w:lvlJc w:val="left"/>
+      <w:pPr>
+        <w:tabs>
+          <w:tab w:val="num" w:pos="1440"/>
+        </w:tabs>
+        <w:ind w:left="1440" w:hanging="360"/>
+      </w:pPr>
+      <w:rPr>
+        <w:rFonts w:ascii="Courier New" w:hAnsi="Courier New" w:hint="default"/>
+        <w:sz w:val="20"/>
+      </w:rPr>
+    </w:lvl>
+    <w:lvl w:ilvl="2" w:tentative="1">
+      <w:start w:val="1"/>
+      <w:numFmt w:val="bullet"/>
+      <w:lvlText w:val=""/>
+      <w:lvlJc w:val="left"/>
+      <w:pPr>
+        <w:tabs>
+          <w:tab w:val="num" w:pos="2160"/>
+        </w:tabs>
+        <w:ind w:left="2160" w:hanging="360"/>
+      </w:pPr>
+      <w:rPr>
+        <w:rFonts w:ascii="Wingdings" w:hAnsi="Wingdings" w:hint="default"/>
+        <w:sz w:val="20"/>
+      </w:rPr>
+    </w:lvl>
+    <w:lvl w:ilvl="3" w:tentative="1">
+      <w:start w:val="1"/>
+      <w:numFmt w:val="bullet"/>
+      <w:lvlText w:val=""/>
+      <w:lvlJc w:val="left"/>
+      <w:pPr>
+        <w:tabs>
+          <w:tab w:val="num" w:pos="2880"/>
+        </w:tabs>
+        <w:ind w:left="2880" w:hanging="360"/>
+      </w:pPr>
+      <w:rPr>
+        <w:rFonts w:ascii="Wingdings" w:hAnsi="Wingdings" w:hint="default"/>
+        <w:sz w:val="20"/>
+      </w:rPr>
+    </w:lvl>
+    <w:lvl w:ilvl="4" w:tentative="1">
+      <w:start w:val="1"/>
+      <w:numFmt w:val="bullet"/>
+      <w:lvlText w:val=""/>
+      <w:lvlJc w:val="left"/>
+      <w:pPr>
+        <w:tabs>
+          <w:tab w:val="num" w:pos="3600"/>
+        </w:tabs>
+        <w:ind w:left="3600" w:hanging="360"/>
+      </w:pPr>
+      <w:rPr>
+        <w:rFonts w:ascii="Wingdings" w:hAnsi="Wingdings" w:hint="default"/>
+        <w:sz w:val="20"/>
+      </w:rPr>
+    </w:lvl>
+    <w:lvl w:ilvl="5" w:tentative="1">
+      <w:start w:val="1"/>
+      <w:numFmt w:val="bullet"/>
+      <w:lvlText w:val=""/>
+      <w:lvlJc w:val="left"/>
+      <w:pPr>
+        <w:tabs>
+          <w:tab w:val="num" w:pos="4320"/>
+        </w:tabs>
+        <w:ind w:left="4320" w:hanging="360"/>
+      </w:pPr>
+      <w:rPr>
+        <w:rFonts w:ascii="Wingdings" w:hAnsi="Wingdings" w:hint="default"/>
+        <w:sz w:val="20"/>
+      </w:rPr>
+    </w:lvl>
+    <w:lvl w:ilvl="6" w:tentative="1">
+      <w:start w:val="1"/>
+      <w:numFmt w:val="bullet"/>
+      <w:lvlText w:val=""/>
+      <w:lvlJc w:val="left"/>
+      <w:pPr>
+        <w:tabs>
+          <w:tab w:val="num" w:pos="5040"/>
+        </w:tabs>
+        <w:ind w:left="5040" w:hanging="360"/>
+      </w:pPr>
+      <w:rPr>
+        <w:rFonts w:ascii="Wingdings" w:hAnsi="Wingdings" w:hint="default"/>
+        <w:sz w:val="20"/>
+      </w:rPr>
+    </w:lvl>
+    <w:lvl w:ilvl="7" w:tentative="1">
+      <w:start w:val="1"/>
+      <w:numFmt w:val="bullet"/>
+      <w:lvlText w:val=""/>
+      <w:lvlJc w:val="left"/>
+      <w:pPr>
+        <w:tabs>
+          <w:tab w:val="num" w:pos="5760"/>
+        </w:tabs>
+        <w:ind w:left="5760" w:hanging="360"/>
+      </w:pPr>
+      <w:rPr>
+        <w:rFonts w:ascii="Wingdings" w:hAnsi="Wingdings" w:hint="default"/>
+        <w:sz w:val="20"/>
+      </w:rPr>
+    </w:lvl>
+    <w:lvl w:ilvl="8" w:tentative="1">
+      <w:start w:val="1"/>
+      <w:numFmt w:val="bullet"/>
+      <w:lvlText w:val=""/>
+      <w:lvlJc w:val="left"/>
+      <w:pPr>
+        <w:tabs>
+          <w:tab w:val="num" w:pos="6480"/>
+        </w:tabs>
+        <w:ind w:left="6480" w:hanging="360"/>
+      </w:pPr>
+      <w:rPr>
+        <w:rFonts w:ascii="Wingdings" w:hAnsi="Wingdings" w:hint="default"/>
+        <w:sz w:val="20"/>
+      </w:rPr>
+    </w:lvl>
+  </w:abstractNum>
+  <w:abstractNum w:abstractNumId="1" w15:restartNumberingAfterBreak="0">
     <w:nsid w:val="04B553F3"/>
     <w:multiLevelType w:val="multilevel"/>
     <w:tmpl w:val="941CA218"/>
@@ -1732,7 +543,7 @@
       </w:rPr>
     </w:lvl>
   </w:abstractNum>
-  <w:abstractNum w:abstractNumId="1" w15:restartNumberingAfterBreak="0">
+  <w:abstractNum w:abstractNumId="2" w15:restartNumberingAfterBreak="0">
     <w:nsid w:val="09BF1734"/>
     <w:multiLevelType w:val="multilevel"/>
     <w:tmpl w:val="D0583A86"/>
@@ -1881,7 +692,120 @@
       </w:rPr>
     </w:lvl>
   </w:abstractNum>
-  <w:abstractNum w:abstractNumId="2" w15:restartNumberingAfterBreak="0">
+  <w:abstractNum w:abstractNumId="3" w15:restartNumberingAfterBreak="0">
+    <w:nsid w:val="14F77563"/>
+    <w:multiLevelType w:val="hybridMultilevel"/>
+    <w:tmpl w:val="359876E2"/>
+    <w:lvl w:ilvl="0" w:tplc="40090001">
+      <w:start w:val="1"/>
+      <w:numFmt w:val="bullet"/>
+      <w:lvlText w:val=""/>
+      <w:lvlJc w:val="left"/>
+      <w:pPr>
+        <w:ind w:left="1440" w:hanging="360"/>
+      </w:pPr>
+      <w:rPr>
+        <w:rFonts w:ascii="Symbol" w:hAnsi="Symbol" w:hint="default"/>
+      </w:rPr>
+    </w:lvl>
+    <w:lvl w:ilvl="1" w:tplc="40090003" w:tentative="1">
+      <w:start w:val="1"/>
+      <w:numFmt w:val="bullet"/>
+      <w:lvlText w:val="o"/>
+      <w:lvlJc w:val="left"/>
+      <w:pPr>
+        <w:ind w:left="2160" w:hanging="360"/>
+      </w:pPr>
+      <w:rPr>
+        <w:rFonts w:ascii="Courier New" w:hAnsi="Courier New" w:cs="Courier New" w:hint="default"/>
+      </w:rPr>
+    </w:lvl>
+    <w:lvl w:ilvl="2" w:tplc="40090005" w:tentative="1">
+      <w:start w:val="1"/>
+      <w:numFmt w:val="bullet"/>
+      <w:lvlText w:val=""/>
+      <w:lvlJc w:val="left"/>
+      <w:pPr>
+        <w:ind w:left="2880" w:hanging="360"/>
+      </w:pPr>
+      <w:rPr>
+        <w:rFonts w:ascii="Wingdings" w:hAnsi="Wingdings" w:hint="default"/>
+      </w:rPr>
+    </w:lvl>
+    <w:lvl w:ilvl="3" w:tplc="40090001" w:tentative="1">
+      <w:start w:val="1"/>
+      <w:numFmt w:val="bullet"/>
+      <w:lvlText w:val=""/>
+      <w:lvlJc w:val="left"/>
+      <w:pPr>
+        <w:ind w:left="3600" w:hanging="360"/>
+      </w:pPr>
+      <w:rPr>
+        <w:rFonts w:ascii="Symbol" w:hAnsi="Symbol" w:hint="default"/>
+      </w:rPr>
+    </w:lvl>
+    <w:lvl w:ilvl="4" w:tplc="40090003" w:tentative="1">
+      <w:start w:val="1"/>
+      <w:numFmt w:val="bullet"/>
+      <w:lvlText w:val="o"/>
+      <w:lvlJc w:val="left"/>
+      <w:pPr>
+        <w:ind w:left="4320" w:hanging="360"/>
+      </w:pPr>
+      <w:rPr>
+        <w:rFonts w:ascii="Courier New" w:hAnsi="Courier New" w:cs="Courier New" w:hint="default"/>
+      </w:rPr>
+    </w:lvl>
+    <w:lvl w:ilvl="5" w:tplc="40090005" w:tentative="1">
+      <w:start w:val="1"/>
+      <w:numFmt w:val="bullet"/>
+      <w:lvlText w:val=""/>
+      <w:lvlJc w:val="left"/>
+      <w:pPr>
+        <w:ind w:left="5040" w:hanging="360"/>
+      </w:pPr>
+      <w:rPr>
+        <w:rFonts w:ascii="Wingdings" w:hAnsi="Wingdings" w:hint="default"/>
+      </w:rPr>
+    </w:lvl>
+    <w:lvl w:ilvl="6" w:tplc="40090001" w:tentative="1">
+      <w:start w:val="1"/>
+      <w:numFmt w:val="bullet"/>
+      <w:lvlText w:val=""/>
+      <w:lvlJc w:val="left"/>
+      <w:pPr>
+        <w:ind w:left="5760" w:hanging="360"/>
+      </w:pPr>
+      <w:rPr>
+        <w:rFonts w:ascii="Symbol" w:hAnsi="Symbol" w:hint="default"/>
+      </w:rPr>
+    </w:lvl>
+    <w:lvl w:ilvl="7" w:tplc="40090003" w:tentative="1">
+      <w:start w:val="1"/>
+      <w:numFmt w:val="bullet"/>
+      <w:lvlText w:val="o"/>
+      <w:lvlJc w:val="left"/>
+      <w:pPr>
+        <w:ind w:left="6480" w:hanging="360"/>
+      </w:pPr>
+      <w:rPr>
+        <w:rFonts w:ascii="Courier New" w:hAnsi="Courier New" w:cs="Courier New" w:hint="default"/>
+      </w:rPr>
+    </w:lvl>
+    <w:lvl w:ilvl="8" w:tplc="40090005" w:tentative="1">
+      <w:start w:val="1"/>
+      <w:numFmt w:val="bullet"/>
+      <w:lvlText w:val=""/>
+      <w:lvlJc w:val="left"/>
+      <w:pPr>
+        <w:ind w:left="7200" w:hanging="360"/>
+      </w:pPr>
+      <w:rPr>
+        <w:rFonts w:ascii="Wingdings" w:hAnsi="Wingdings" w:hint="default"/>
+      </w:rPr>
+    </w:lvl>
+  </w:abstractNum>
+  <w:abstractNum w:abstractNumId="4" w15:restartNumberingAfterBreak="0">
     <w:nsid w:val="16847775"/>
     <w:multiLevelType w:val="multilevel"/>
     <w:tmpl w:val="0F00EC30"/>
@@ -2030,7 +954,7 @@
       </w:rPr>
     </w:lvl>
   </w:abstractNum>
-  <w:abstractNum w:abstractNumId="3" w15:restartNumberingAfterBreak="0">
+  <w:abstractNum w:abstractNumId="5" w15:restartNumberingAfterBreak="0">
     <w:nsid w:val="18D60546"/>
     <w:multiLevelType w:val="multilevel"/>
     <w:tmpl w:val="E436AD9E"/>
@@ -2179,7 +1103,7 @@
       </w:rPr>
     </w:lvl>
   </w:abstractNum>
-  <w:abstractNum w:abstractNumId="4" w15:restartNumberingAfterBreak="0">
+  <w:abstractNum w:abstractNumId="6" w15:restartNumberingAfterBreak="0">
     <w:nsid w:val="1A711201"/>
     <w:multiLevelType w:val="multilevel"/>
     <w:tmpl w:val="EA8CABB0"/>
@@ -2328,7 +1252,7 @@
       </w:rPr>
     </w:lvl>
   </w:abstractNum>
-  <w:abstractNum w:abstractNumId="5" w15:restartNumberingAfterBreak="0">
+  <w:abstractNum w:abstractNumId="7" w15:restartNumberingAfterBreak="0">
     <w:nsid w:val="1D446030"/>
     <w:multiLevelType w:val="multilevel"/>
     <w:tmpl w:val="B43863DC"/>
@@ -2477,7 +1401,7 @@
       </w:rPr>
     </w:lvl>
   </w:abstractNum>
-  <w:abstractNum w:abstractNumId="6" w15:restartNumberingAfterBreak="0">
+  <w:abstractNum w:abstractNumId="8" w15:restartNumberingAfterBreak="0">
     <w:nsid w:val="1FD43EAD"/>
     <w:multiLevelType w:val="multilevel"/>
     <w:tmpl w:val="4A2CFB9E"/>
@@ -2626,7 +1550,7 @@
       </w:rPr>
     </w:lvl>
   </w:abstractNum>
-  <w:abstractNum w:abstractNumId="7" w15:restartNumberingAfterBreak="0">
+  <w:abstractNum w:abstractNumId="9" w15:restartNumberingAfterBreak="0">
     <w:nsid w:val="2D141FB6"/>
     <w:multiLevelType w:val="multilevel"/>
     <w:tmpl w:val="6590B660"/>
@@ -2775,7 +1699,7 @@
       </w:rPr>
     </w:lvl>
   </w:abstractNum>
-  <w:abstractNum w:abstractNumId="8" w15:restartNumberingAfterBreak="0">
+  <w:abstractNum w:abstractNumId="10" w15:restartNumberingAfterBreak="0">
     <w:nsid w:val="353F6382"/>
     <w:multiLevelType w:val="multilevel"/>
     <w:tmpl w:val="8EB09B3A"/>
@@ -2924,7 +1848,7 @@
       </w:rPr>
     </w:lvl>
   </w:abstractNum>
-  <w:abstractNum w:abstractNumId="9" w15:restartNumberingAfterBreak="0">
+  <w:abstractNum w:abstractNumId="11" w15:restartNumberingAfterBreak="0">
     <w:nsid w:val="370F0006"/>
     <w:multiLevelType w:val="multilevel"/>
     <w:tmpl w:val="4C248574"/>
@@ -3073,7 +1997,7 @@
       </w:rPr>
     </w:lvl>
   </w:abstractNum>
-  <w:abstractNum w:abstractNumId="10" w15:restartNumberingAfterBreak="0">
+  <w:abstractNum w:abstractNumId="12" w15:restartNumberingAfterBreak="0">
     <w:nsid w:val="3BF3077E"/>
     <w:multiLevelType w:val="multilevel"/>
     <w:tmpl w:val="222E9852"/>
@@ -3222,7 +2146,7 @@
       </w:rPr>
     </w:lvl>
   </w:abstractNum>
-  <w:abstractNum w:abstractNumId="11" w15:restartNumberingAfterBreak="0">
+  <w:abstractNum w:abstractNumId="13" w15:restartNumberingAfterBreak="0">
     <w:nsid w:val="3D3A12EF"/>
     <w:multiLevelType w:val="multilevel"/>
     <w:tmpl w:val="FFB8F19A"/>
@@ -3335,7 +2259,7 @@
       </w:pPr>
     </w:lvl>
   </w:abstractNum>
-  <w:abstractNum w:abstractNumId="12" w15:restartNumberingAfterBreak="0">
+  <w:abstractNum w:abstractNumId="14" w15:restartNumberingAfterBreak="0">
     <w:nsid w:val="3D55138A"/>
     <w:multiLevelType w:val="multilevel"/>
     <w:tmpl w:val="B6961424"/>
@@ -3484,7 +2408,7 @@
       </w:rPr>
     </w:lvl>
   </w:abstractNum>
-  <w:abstractNum w:abstractNumId="13" w15:restartNumberingAfterBreak="0">
+  <w:abstractNum w:abstractNumId="15" w15:restartNumberingAfterBreak="0">
     <w:nsid w:val="413A16FF"/>
     <w:multiLevelType w:val="multilevel"/>
     <w:tmpl w:val="E990FDB4"/>
@@ -3633,7 +2557,7 @@
       </w:rPr>
     </w:lvl>
   </w:abstractNum>
-  <w:abstractNum w:abstractNumId="14" w15:restartNumberingAfterBreak="0">
+  <w:abstractNum w:abstractNumId="16" w15:restartNumberingAfterBreak="0">
     <w:nsid w:val="67A03AC4"/>
     <w:multiLevelType w:val="multilevel"/>
     <w:tmpl w:val="6F08E916"/>
@@ -3782,7 +2706,7 @@
       </w:rPr>
     </w:lvl>
   </w:abstractNum>
-  <w:abstractNum w:abstractNumId="15" w15:restartNumberingAfterBreak="0">
+  <w:abstractNum w:abstractNumId="17" w15:restartNumberingAfterBreak="0">
     <w:nsid w:val="6B125405"/>
     <w:multiLevelType w:val="multilevel"/>
     <w:tmpl w:val="F23EEFBC"/>
@@ -3931,7 +2855,7 @@
       </w:rPr>
     </w:lvl>
   </w:abstractNum>
-  <w:abstractNum w:abstractNumId="16" w15:restartNumberingAfterBreak="0">
+  <w:abstractNum w:abstractNumId="18" w15:restartNumberingAfterBreak="0">
     <w:nsid w:val="6BD40262"/>
     <w:multiLevelType w:val="multilevel"/>
     <w:tmpl w:val="11CAB956"/>
@@ -4080,7 +3004,7 @@
       </w:rPr>
     </w:lvl>
   </w:abstractNum>
-  <w:abstractNum w:abstractNumId="17" w15:restartNumberingAfterBreak="0">
+  <w:abstractNum w:abstractNumId="19" w15:restartNumberingAfterBreak="0">
     <w:nsid w:val="6D854DFB"/>
     <w:multiLevelType w:val="multilevel"/>
     <w:tmpl w:val="A31612FE"/>
@@ -4229,7 +3153,7 @@
       </w:rPr>
     </w:lvl>
   </w:abstractNum>
-  <w:abstractNum w:abstractNumId="18" w15:restartNumberingAfterBreak="0">
+  <w:abstractNum w:abstractNumId="20" w15:restartNumberingAfterBreak="0">
     <w:nsid w:val="76002EB8"/>
     <w:multiLevelType w:val="multilevel"/>
     <w:tmpl w:val="24DC5A8E"/>
@@ -4378,7 +3302,7 @@
       </w:rPr>
     </w:lvl>
   </w:abstractNum>
-  <w:abstractNum w:abstractNumId="19" w15:restartNumberingAfterBreak="0">
+  <w:abstractNum w:abstractNumId="21" w15:restartNumberingAfterBreak="0">
     <w:nsid w:val="78D12F80"/>
     <w:multiLevelType w:val="multilevel"/>
     <w:tmpl w:val="DA9AF2E2"/>
@@ -4528,64 +3452,70 @@
     </w:lvl>
   </w:abstractNum>
   <w:num w:numId="1" w16cid:durableId="1189369385">
+    <w:abstractNumId w:val="21"/>
+  </w:num>
+  <w:num w:numId="2" w16cid:durableId="1993681233">
+    <w:abstractNumId w:val="9"/>
+  </w:num>
+  <w:num w:numId="3" w16cid:durableId="597372517">
+    <w:abstractNumId w:val="13"/>
+  </w:num>
+  <w:num w:numId="4" w16cid:durableId="298076587">
+    <w:abstractNumId w:val="5"/>
+  </w:num>
+  <w:num w:numId="5" w16cid:durableId="1173837056">
+    <w:abstractNumId w:val="18"/>
+  </w:num>
+  <w:num w:numId="6" w16cid:durableId="1300960106">
+    <w:abstractNumId w:val="8"/>
+  </w:num>
+  <w:num w:numId="7" w16cid:durableId="1833715413">
     <w:abstractNumId w:val="19"/>
   </w:num>
-  <w:num w:numId="2" w16cid:durableId="1993681233">
+  <w:num w:numId="8" w16cid:durableId="1244796456">
+    <w:abstractNumId w:val="4"/>
+  </w:num>
+  <w:num w:numId="9" w16cid:durableId="1140540729">
+    <w:abstractNumId w:val="10"/>
+  </w:num>
+  <w:num w:numId="10" w16cid:durableId="1222710226">
+    <w:abstractNumId w:val="17"/>
+  </w:num>
+  <w:num w:numId="11" w16cid:durableId="242377692">
+    <w:abstractNumId w:val="1"/>
+  </w:num>
+  <w:num w:numId="12" w16cid:durableId="282033440">
+    <w:abstractNumId w:val="12"/>
+  </w:num>
+  <w:num w:numId="13" w16cid:durableId="1117411888">
+    <w:abstractNumId w:val="2"/>
+  </w:num>
+  <w:num w:numId="14" w16cid:durableId="365908374">
+    <w:abstractNumId w:val="11"/>
+  </w:num>
+  <w:num w:numId="15" w16cid:durableId="830021645">
     <w:abstractNumId w:val="7"/>
   </w:num>
-  <w:num w:numId="3" w16cid:durableId="597372517">
-    <w:abstractNumId w:val="11"/>
+  <w:num w:numId="16" w16cid:durableId="1483084084">
+    <w:abstractNumId w:val="15"/>
   </w:num>
-  <w:num w:numId="4" w16cid:durableId="298076587">
-    <w:abstractNumId w:val="3"/>
+  <w:num w:numId="17" w16cid:durableId="179591312">
+    <w:abstractNumId w:val="6"/>
   </w:num>
-  <w:num w:numId="5" w16cid:durableId="1173837056">
+  <w:num w:numId="18" w16cid:durableId="1261449605">
     <w:abstractNumId w:val="16"/>
   </w:num>
-  <w:num w:numId="6" w16cid:durableId="1300960106">
-    <w:abstractNumId w:val="6"/>
+  <w:num w:numId="19" w16cid:durableId="1062094056">
+    <w:abstractNumId w:val="20"/>
   </w:num>
-  <w:num w:numId="7" w16cid:durableId="1833715413">
-    <w:abstractNumId w:val="17"/>
+  <w:num w:numId="20" w16cid:durableId="345061127">
+    <w:abstractNumId w:val="14"/>
   </w:num>
-  <w:num w:numId="8" w16cid:durableId="1244796456">
-    <w:abstractNumId w:val="2"/>
-  </w:num>
-  <w:num w:numId="9" w16cid:durableId="1140540729">
-    <w:abstractNumId w:val="8"/>
-  </w:num>
-  <w:num w:numId="10" w16cid:durableId="1222710226">
-    <w:abstractNumId w:val="15"/>
-  </w:num>
-  <w:num w:numId="11" w16cid:durableId="242377692">
+  <w:num w:numId="21" w16cid:durableId="1477144055">
     <w:abstractNumId w:val="0"/>
   </w:num>
-  <w:num w:numId="12" w16cid:durableId="282033440">
-    <w:abstractNumId w:val="10"/>
-  </w:num>
-  <w:num w:numId="13" w16cid:durableId="1117411888">
-    <w:abstractNumId w:val="1"/>
-  </w:num>
-  <w:num w:numId="14" w16cid:durableId="365908374">
-    <w:abstractNumId w:val="9"/>
-  </w:num>
-  <w:num w:numId="15" w16cid:durableId="830021645">
-    <w:abstractNumId w:val="5"/>
-  </w:num>
-  <w:num w:numId="16" w16cid:durableId="1483084084">
-    <w:abstractNumId w:val="13"/>
-  </w:num>
-  <w:num w:numId="17" w16cid:durableId="179591312">
-    <w:abstractNumId w:val="4"/>
-  </w:num>
-  <w:num w:numId="18" w16cid:durableId="1261449605">
-    <w:abstractNumId w:val="14"/>
-  </w:num>
-  <w:num w:numId="19" w16cid:durableId="1062094056">
-    <w:abstractNumId w:val="18"/>
-  </w:num>
-  <w:num w:numId="20" w16cid:durableId="345061127">
-    <w:abstractNumId w:val="12"/>
+  <w:num w:numId="22" w16cid:durableId="1100297015">
+    <w:abstractNumId w:val="3"/>
   </w:num>
 </w:numbering>
 </file>
@@ -5506,6 +4436,31 @@
       <w:spacing w:val="5"/>
     </w:rPr>
   </w:style>
+  <w:style w:type="character" w:styleId="Strong">
+    <w:name w:val="Strong"/>
+    <w:basedOn w:val="DefaultParagraphFont"/>
+    <w:uiPriority w:val="22"/>
+    <w:qFormat/>
+    <w:rsid w:val="00F36172"/>
+    <w:rPr>
+      <w:b/>
+      <w:bCs/>
+    </w:rPr>
+  </w:style>
+  <w:style w:type="character" w:styleId="BookTitle">
+    <w:name w:val="Book Title"/>
+    <w:basedOn w:val="DefaultParagraphFont"/>
+    <w:uiPriority w:val="33"/>
+    <w:qFormat/>
+    <w:rsid w:val="00F36172"/>
+    <w:rPr>
+      <w:b/>
+      <w:bCs/>
+      <w:i/>
+      <w:iCs/>
+      <w:spacing w:val="5"/>
+    </w:rPr>
+  </w:style>
 </w:styles>
 </file>
 
